--- a/javoblar/005.docx
+++ b/javoblar/005.docx
@@ -183,7 +183,7 @@
         <w:spacing w:after="40"/>
       </w:pPr>
       <w:r>
-        <w:t xml:space="preserve">O'zbekiston Respublikasining "Jismoniy va yuridik shaxslarning murojaatlari to'g'risida"gi Qonuni (24–31-moddalar). lex.uz.</w:t>
+        <w:t xml:space="preserve">O'zbekiston Respublikasining "Jismoniy va yuridik shaxslarning murojaatlari to'g'risida"gi Qonuni (24–31-moddalar). URL: https://lex.uz</w:t>
       </w:r>
     </w:p>
     <w:p>
@@ -196,7 +196,20 @@
         <w:spacing w:after="40"/>
       </w:pPr>
       <w:r>
-        <w:t xml:space="preserve">O'zbekiston Respublikasining "Aholining sanitariya-epidemiologik osoyishtaligi to'g'risida"gi Qonuni (2015). lex.uz/docs/2732587. Matn: xayrullokomilov.uz kutubxonasi (ochiq manba). URL: https://xayrullokomilov.uz/kutubxona</w:t>
+        <w:t xml:space="preserve">O'zbekiston Respublikasining "Aholining sanitariya-epidemiologik osoyishtaligi to'g'risida"gi Qonuni (2015-yil 15-iyul, QRU; 2015-yil 6-avgustda Senat tomonidan ma'qullangan). URL: https://lex.uz/docs/2732587</w:t>
+      </w:r>
+    </w:p>
+    <w:p>
+      <w:pPr>
+        <w:pStyle w:val="ListParagraph"/>
+        <w:numPr>
+          <w:ilvl w:val="0"/>
+          <w:numId w:val="2"/>
+        </w:numPr>
+        <w:spacing w:after="40"/>
+      </w:pPr>
+      <w:r>
+        <w:t xml:space="preserve">Mirtazayev O.M., Zuyeva L.P., Matnazarova G.S. Epidemiologiya. — Toshkent, 2016.</w:t>
       </w:r>
     </w:p>
     <w:sectPr>

--- a/javoblar/005.docx
+++ b/javoblar/005.docx
@@ -5,171 +5,524 @@
     <w:p>
       <w:pPr>
         <w:pStyle w:val="Heading1"/>
-        <w:spacing w:after="200"/>
-      </w:pPr>
-      <w:r>
-        <w:t xml:space="preserve">5. Sanitariya-epidemiologiya xizmati tomonidan fuqarolar ariza va murojaatlari bilan ishlash qoidalarini asoslab bering</w:t>
-      </w:r>
-    </w:p>
-    <w:p>
-      <w:pPr>
-        <w:spacing w:after="120"/>
-        <w:jc w:val="both"/>
-      </w:pPr>
-      <w:r>
-        <w:t xml:space="preserve">Fuqarolarning ariza va murojaatlari bilan ishlash — sanitariya-epidemiologiya xizmatining (SEO va JSQ) muhim faoliyat yo'nalishlaridan biri bo'lib, u aholining sog'liqqa va qulay yashash muhitiga bo'lgan konstitutsiyaviy huquqlarini himoya qilishga xizmat qiladi. Murojaatlar ko'pincha sanitariya qoidalarining buzilishi, atrof-muhit ifloslanishi, oziq-ovqat xavfsizligi, suv ta'minoti sifati yoki yuqumli kasallik o'choqlari bilan bog'liq bo'ladi. Ularni o'z vaqtida va qonun doirasida ko'rib chiqish davlat sanitariya nazoratining profilaktik samaradorligini oshiradi va aholi ishonchini mustahkamlaydi [1].</w:t>
+        <w:spacing w:after="240"/>
+        <w:jc w:val="center"/>
+      </w:pPr>
+      <w:r>
+        <w:rPr>
+          <w:rFonts w:ascii="Times New Roman" w:cs="Times New Roman" w:eastAsia="Times New Roman" w:hAnsi="Times New Roman"/>
+          <w:b/>
+          <w:bCs/>
+          <w:sz w:val="28"/>
+          <w:szCs w:val="28"/>
+        </w:rPr>
+        <w:t xml:space="preserve">5. Epidemik jarayon haqida zamonaviy tasavvurlar (yangi yuqumli kasalliklar misolida)</w:t>
       </w:r>
     </w:p>
     <w:p>
       <w:pPr>
         <w:pStyle w:val="Heading2"/>
-        <w:spacing w:after="80" w:before="160"/>
-      </w:pPr>
-      <w:r>
-        <w:t xml:space="preserve">Huquqiy asoslar</w:t>
-      </w:r>
-    </w:p>
-    <w:p>
-      <w:pPr>
-        <w:spacing w:after="120"/>
-        <w:jc w:val="both"/>
-      </w:pPr>
-      <w:r>
-        <w:t xml:space="preserve">Fuqarolar murojaatlari bilan ishlashning asosiy huquqiy asosi — O'zbekiston Respublikasining "Jismoniy va yuridik shaxslarning murojaatlari to'g'risida"gi Qonunidir. "Aholining sanitariya-epidemiologik osoyishtaligi to'g'risida"gi Qonun ham davlat sanitariya organlariga murojaatlarni ko'rib chiqish vazifasini yuklaydi va bu borada mazkur murojaatlar to'g'risidagi qonunning 24–31-moddalariga havola qiladi [1][2]. Shuningdek, murojaatlar bilan ishlash tartibi Vazirlar Mahkamasining tegishli qarorlari va idoraviy nizomlar bilan tartibga solinadi, bu esa jarayonni standartlashtiradi.</w:t>
+        <w:spacing w:after="100" w:before="200"/>
+      </w:pPr>
+      <w:r>
+        <w:rPr>
+          <w:rFonts w:ascii="Times New Roman" w:cs="Times New Roman" w:eastAsia="Times New Roman" w:hAnsi="Times New Roman"/>
+          <w:b/>
+          <w:bCs/>
+          <w:sz w:val="28"/>
+          <w:szCs w:val="28"/>
+        </w:rPr>
+        <w:t xml:space="preserve">Kirish</w:t>
+      </w:r>
+    </w:p>
+    <w:p>
+      <w:pPr>
+        <w:spacing w:after="120" w:line="276"/>
+        <w:ind w:firstLine="567"/>
+        <w:jc w:val="both"/>
+      </w:pPr>
+      <w:r>
+        <w:rPr>
+          <w:rFonts w:ascii="Times New Roman" w:cs="Times New Roman" w:eastAsia="Times New Roman" w:hAnsi="Times New Roman"/>
+          <w:sz w:val="28"/>
+          <w:szCs w:val="28"/>
+        </w:rPr>
+        <w:t xml:space="preserve">Epidemik jarayon haqidagi tasavvurlar XX asrda klassik uch zanjirli ta'limotdan ekologik va tizimli yondashuvlarga o'tdi. OIV/OITS, SARS, Ebola va COVID-19 kabi yangi yuqumli kasalliklar kasallik qo'zg'atuvchisi, odam, hayvon va atrof-muhitning o'zaro bog'liqligini yanada yaqqol ko'rsatdi [1, 2, 3, 4].</w:t>
       </w:r>
     </w:p>
     <w:p>
       <w:pPr>
         <w:pStyle w:val="Heading2"/>
-        <w:spacing w:after="80" w:before="160"/>
-      </w:pPr>
-      <w:r>
-        <w:t xml:space="preserve">Murojaat turlari</w:t>
-      </w:r>
-    </w:p>
-    <w:p>
-      <w:pPr>
-        <w:spacing w:after="120"/>
-        <w:jc w:val="both"/>
-      </w:pPr>
-      <w:r>
-        <w:t xml:space="preserve">Qonunchilikka muvofiq fuqarolar murojaatlari bir necha turga bo'linadi: ariza — huquq va qonuniy manfaatlarni amalga oshirishda yordam so'rab yoki kamchiliklarni bartaraf etishni so'rab yoziladigan murojaat; shikoyat — buzilgan huquq, erkinlik va qonuniy manfaatlarni tiklash to'g'risidagi talab; taklif — faoliyatni takomillashtirishga qaratilgan tavsiya. Murojaatlar yozma (shu jumladan elektron), og'zaki yoki elektron shaklda bo'lishi mumkin. Har bir tur uchun ko'rib chiqishning o'ziga xos tartibi va muddatlari belgilangan [2]. Murojaat qabul qilinishi uchun unda murojaatchining familiyasi, ismi, yashash manzili yoki aloqa ma'lumotlari hamda murojaat mohiyati ko'rsatilgan bo'lishi lozim. Og'zaki murojaatlar shaxsiy qabul vaqtida qabul qilinadi va qayd etiladi. Elektron murojaatlar esa belgilangan rasmiy elektron manzillar yoki veb-portallar orqali qabul qilinib, yozma murojaatlar bilan teng huquqli hisoblanadi. Bu xilma-xillik fuqarolar uchun murojaat qilishni maksimal darajada qulay va ochiq qiladi.</w:t>
+        <w:spacing w:after="100" w:before="200"/>
+      </w:pPr>
+      <w:r>
+        <w:rPr>
+          <w:rFonts w:ascii="Times New Roman" w:cs="Times New Roman" w:eastAsia="Times New Roman" w:hAnsi="Times New Roman"/>
+          <w:b/>
+          <w:bCs/>
+          <w:sz w:val="28"/>
+          <w:szCs w:val="28"/>
+        </w:rPr>
+        <w:t xml:space="preserve">Klassik ta'limotdan zamonaviy qarashlarga</w:t>
+      </w:r>
+    </w:p>
+    <w:p>
+      <w:pPr>
+        <w:spacing w:after="120" w:line="276"/>
+        <w:ind w:firstLine="567"/>
+        <w:jc w:val="both"/>
+      </w:pPr>
+      <w:r>
+        <w:rPr>
+          <w:rFonts w:ascii="Times New Roman" w:cs="Times New Roman" w:eastAsia="Times New Roman" w:hAnsi="Times New Roman"/>
+          <w:sz w:val="28"/>
+          <w:szCs w:val="28"/>
+        </w:rPr>
+        <w:t xml:space="preserve">O'zbek tilidagi darslikda epidemik jarayon parazit va xo'jayin populyatsiyalarining o'zaro munosabatini aks ettiruvchi, infeksion holatlarning ko'pligi sifatida namoyon bo'ladigan hodisa deb talqin etiladi. Bu ko'plikni "zanjir", "yelpig'ich" yoki ikkalasining qo'shilishi shaklida tasavvur qilish mumkin; har qanday variantda uning minimal tuzilmasi manba, yuqish mexanizmi va moyil organizmdan iborat [1]. Zamonaviy qarashlarning asosiy xususiyatlari quyidagilardir:</w:t>
+      </w:r>
+    </w:p>
+    <w:p>
+      <w:pPr>
+        <w:pStyle w:val="ListParagraph"/>
+        <w:numPr>
+          <w:ilvl w:val="0"/>
+          <w:numId w:val="2"/>
+        </w:numPr>
+        <w:spacing w:after="60" w:line="276"/>
+        <w:jc w:val="both"/>
+      </w:pPr>
+      <w:r>
+        <w:rPr>
+          <w:rFonts w:ascii="Times New Roman" w:cs="Times New Roman" w:eastAsia="Times New Roman" w:hAnsi="Times New Roman"/>
+          <w:sz w:val="28"/>
+          <w:szCs w:val="28"/>
+        </w:rPr>
+        <w:t xml:space="preserve">Epidemik jarayon o'zini-o'zi boshqaradi: V.D. Belyakov va hamkasblari XX asrning 70-yillarida jarayon parazit va xo'jayin populyatsiyalari o'zaro ta'siri natijasida ichki mexanizm orqali boshqarilishini asoslab berdilar [1].</w:t>
+      </w:r>
+    </w:p>
+    <w:p>
+      <w:pPr>
+        <w:pStyle w:val="ListParagraph"/>
+        <w:numPr>
+          <w:ilvl w:val="0"/>
+          <w:numId w:val="2"/>
+        </w:numPr>
+        <w:spacing w:after="60" w:line="276"/>
+        <w:jc w:val="both"/>
+      </w:pPr>
+      <w:r>
+        <w:rPr>
+          <w:rFonts w:ascii="Times New Roman" w:cs="Times New Roman" w:eastAsia="Times New Roman" w:hAnsi="Times New Roman"/>
+          <w:sz w:val="28"/>
+          <w:szCs w:val="28"/>
+        </w:rPr>
+        <w:t xml:space="preserve">Tabiiy o'choqlilik: E.N. Pavlovskiy ta'limotiga ko'ra, ayrim kasalliklarning tabiiy o'choqlari muayyan iqlim va landshaft sharoitida yovvoyi hayvonlar va ularning parazitlari orasida tarixiy shakllangan biotsenotik munosabatlar tufayli saqlanadi; sinantrop va uy hayvonlari ikkilamchi antropurgik o'choqlar hosil qilishi mumkin [1].</w:t>
+      </w:r>
+    </w:p>
+    <w:p>
+      <w:pPr>
+        <w:pStyle w:val="ListParagraph"/>
+        <w:numPr>
+          <w:ilvl w:val="0"/>
+          <w:numId w:val="2"/>
+        </w:numPr>
+        <w:spacing w:after="60" w:line="276"/>
+        <w:jc w:val="both"/>
+      </w:pPr>
+      <w:r>
+        <w:rPr>
+          <w:rFonts w:ascii="Times New Roman" w:cs="Times New Roman" w:eastAsia="Times New Roman" w:hAnsi="Times New Roman"/>
+          <w:sz w:val="28"/>
+          <w:szCs w:val="28"/>
+        </w:rPr>
+        <w:t xml:space="preserve">Ijtimoiy va ekologik omillarning ahamiyati: epidemik jarayonning ko'lami biologik, ijtimoiy va tabiiy omillarga bog'liq; odamlarning zich aloqalari havo-tomchi infeksiyalarida eng yuqori kasallanishga olib keladi [1].</w:t>
+      </w:r>
+    </w:p>
+    <w:p>
+      <w:pPr>
+        <w:pStyle w:val="ListParagraph"/>
+        <w:numPr>
+          <w:ilvl w:val="0"/>
+          <w:numId w:val="2"/>
+        </w:numPr>
+        <w:spacing w:after="60" w:line="276"/>
+        <w:jc w:val="both"/>
+      </w:pPr>
+      <w:r>
+        <w:rPr>
+          <w:rFonts w:ascii="Times New Roman" w:cs="Times New Roman" w:eastAsia="Times New Roman" w:hAnsi="Times New Roman"/>
+          <w:sz w:val="28"/>
+          <w:szCs w:val="28"/>
+        </w:rPr>
+        <w:t xml:space="preserve">Zoonoz manbalarning ustunligi: yangi kasalliklarning ko'pchiligi hayvonlardan odamga o'tgan [3, 4].</w:t>
       </w:r>
     </w:p>
     <w:p>
       <w:pPr>
         <w:pStyle w:val="Heading2"/>
-        <w:spacing w:after="80" w:before="160"/>
-      </w:pPr>
-      <w:r>
-        <w:t xml:space="preserve">Murojaatlarni ko'rib chiqish tartibi</w:t>
-      </w:r>
-    </w:p>
-    <w:p>
-      <w:pPr>
-        <w:spacing w:after="120"/>
-        <w:jc w:val="both"/>
-      </w:pPr>
-      <w:r>
-        <w:t xml:space="preserve">Murojaat kelib tushgach, u ro'yxatga olinadi va mazmuniga ko'ra tegishli bo'lim yoki mutaxassisga yo'naltiriladi. Agar murojaat sanitariya qoidalarining buzilishi haqida bo'lsa, epidemiologik yoki sanitariya tekshiruvi tashkil etiladi, zarurat bo'lganda laboratoriya tahlillari o'tkaziladi. Tekshiruv natijalari asosida chora ko'riladi: ko'rsatma beriladi, ma'muriy javobgarlik qo'llaniladi yoki jiddiy hollarda faoliyat vaqtincha to'xtatiladi. Murojaatchiga ko'rilgan choralar to'g'risida asoslangan javob beriladi. Murojaatni ko'rib chiqishdan asossiz rad etish yoki javobsiz qoldirish qonunchilikda taqiqlanadi [2]. Agar murojaat boshqa organ vakolatiga tegishli bo'lsa, u belgilangan muddatda tegishli organga yo'naltiriladi va bu haqda murojaatchi xabardor qilinadi. Takroriy murojaatlar, anonim murojaatlar va mazmunan asossiz murojaatlarni ko'rib chiqish tartibi ham qonunda alohida belgilangan. Shu tariqa har bir murojaat ob'ektiv, xolis va to'liq ko'rib chiqilishi, qaror esa faqat haqqoniy dalillar asosida qabul qilinishi ta'minlanadi.</w:t>
+        <w:spacing w:after="100" w:before="200"/>
+      </w:pPr>
+      <w:r>
+        <w:rPr>
+          <w:rFonts w:ascii="Times New Roman" w:cs="Times New Roman" w:eastAsia="Times New Roman" w:hAnsi="Times New Roman"/>
+          <w:b/>
+          <w:bCs/>
+          <w:sz w:val="28"/>
+          <w:szCs w:val="28"/>
+        </w:rPr>
+        <w:t xml:space="preserve">Yangi (paydo bo'layotgan) yuqumli kasalliklar tushunchasi</w:t>
+      </w:r>
+    </w:p>
+    <w:p>
+      <w:pPr>
+        <w:spacing w:after="120" w:line="276"/>
+        <w:ind w:firstLine="567"/>
+        <w:jc w:val="both"/>
+      </w:pPr>
+      <w:r>
+        <w:rPr>
+          <w:rFonts w:ascii="Times New Roman" w:cs="Times New Roman" w:eastAsia="Times New Roman" w:hAnsi="Times New Roman"/>
+          <w:sz w:val="28"/>
+          <w:szCs w:val="28"/>
+        </w:rPr>
+        <w:t xml:space="preserve">S. Morse ta'rifiga ko'ra, yangi yuqumli kasalliklar aholida yangidan paydo bo'lgan yoki ilgaridan mavjud bo'lib, kasallanishi yoki geografik tarqalishi tez o'sayotgan infeksiyalardir; misol sifatida OIV/OITS, gantavirus o'pka sindromi, Layme kasalligi va gemolitik-uremik sindrom keltiriladi. Ularning paydo bo'lishiga odamni notanish mikrob yoki uning tabiiy xo'jayini bilan yaqinlashtiradigan yoki tarqalishni kuchaytiradigan ekologik, atrof-muhit va demografik omillar sabab bo'ladi; qo'zg'atuvchi variantlarining evolyutsiyasi va dori-darmonlarga chidamlilik ham ta'sir qiladi [2].</w:t>
+      </w:r>
+    </w:p>
+    <w:p>
+      <w:pPr>
+        <w:spacing w:after="120" w:line="276"/>
+        <w:ind w:firstLine="567"/>
+        <w:jc w:val="both"/>
+      </w:pPr>
+      <w:r>
+        <w:rPr>
+          <w:rFonts w:ascii="Times New Roman" w:cs="Times New Roman" w:eastAsia="Times New Roman" w:hAnsi="Times New Roman"/>
+          <w:sz w:val="28"/>
+          <w:szCs w:val="28"/>
+        </w:rPr>
+        <w:t xml:space="preserve">K. Jonsning 1940–2004-yillardagi 335 ta yangi kasallik "hodisasi" bazasi tahlili natijalariga ko'ra [3]:</w:t>
+      </w:r>
+    </w:p>
+    <w:p>
+      <w:pPr>
+        <w:pStyle w:val="ListParagraph"/>
+        <w:numPr>
+          <w:ilvl w:val="0"/>
+          <w:numId w:val="3"/>
+        </w:numPr>
+        <w:spacing w:after="60" w:line="276"/>
+        <w:jc w:val="both"/>
+      </w:pPr>
+      <w:r>
+        <w:rPr>
+          <w:rFonts w:ascii="Times New Roman" w:cs="Times New Roman" w:eastAsia="Times New Roman" w:hAnsi="Times New Roman"/>
+          <w:sz w:val="28"/>
+          <w:szCs w:val="28"/>
+        </w:rPr>
+        <w:t xml:space="preserve">yangi kasallik hodisalari vaqt o'tishi bilan sezilarli oshgan, eng yuqori ko'rsatkich 1980-yillarga, ya'ni OIV pandemiyasi davriga to'g'ri kelgan;</w:t>
+      </w:r>
+    </w:p>
+    <w:p>
+      <w:pPr>
+        <w:pStyle w:val="ListParagraph"/>
+        <w:numPr>
+          <w:ilvl w:val="0"/>
+          <w:numId w:val="3"/>
+        </w:numPr>
+        <w:spacing w:after="60" w:line="276"/>
+        <w:jc w:val="both"/>
+      </w:pPr>
+      <w:r>
+        <w:rPr>
+          <w:rFonts w:ascii="Times New Roman" w:cs="Times New Roman" w:eastAsia="Times New Roman" w:hAnsi="Times New Roman"/>
+          <w:sz w:val="28"/>
+          <w:szCs w:val="28"/>
+        </w:rPr>
+        <w:t xml:space="preserve">yangi kasalliklarning 60,3 foizi zoonozlar, ularning 71,8 foizi yovvoyi tabiatdan kelib chiqqan (masalan, SARS virusi, Ebola virusi);</w:t>
+      </w:r>
+    </w:p>
+    <w:p>
+      <w:pPr>
+        <w:pStyle w:val="ListParagraph"/>
+        <w:numPr>
+          <w:ilvl w:val="0"/>
+          <w:numId w:val="3"/>
+        </w:numPr>
+        <w:spacing w:after="60" w:line="276"/>
+        <w:jc w:val="both"/>
+      </w:pPr>
+      <w:r>
+        <w:rPr>
+          <w:rFonts w:ascii="Times New Roman" w:cs="Times New Roman" w:eastAsia="Times New Roman" w:hAnsi="Times New Roman"/>
+          <w:sz w:val="28"/>
+          <w:szCs w:val="28"/>
+        </w:rPr>
+        <w:t xml:space="preserve">hodisalarning 54,3 foizini bakteriyalar yoki rikketsiyalar keltirib chiqargan, bu dori-darmonlarga chidamli mikroblar ko'pligini aks ettiradi;</w:t>
+      </w:r>
+    </w:p>
+    <w:p>
+      <w:pPr>
+        <w:pStyle w:val="ListParagraph"/>
+        <w:numPr>
+          <w:ilvl w:val="0"/>
+          <w:numId w:val="3"/>
+        </w:numPr>
+        <w:spacing w:after="60" w:line="276"/>
+        <w:jc w:val="both"/>
+      </w:pPr>
+      <w:r>
+        <w:rPr>
+          <w:rFonts w:ascii="Times New Roman" w:cs="Times New Roman" w:eastAsia="Times New Roman" w:hAnsi="Times New Roman"/>
+          <w:sz w:val="28"/>
+          <w:szCs w:val="28"/>
+        </w:rPr>
+        <w:t xml:space="preserve">yangi zoonoz va vektorli kasalliklar xavfi hisobot kuchsiz bo'lgan quyi kengliklarda yuqori.</w:t>
       </w:r>
     </w:p>
     <w:p>
       <w:pPr>
         <w:pStyle w:val="Heading2"/>
-        <w:spacing w:after="80" w:before="160"/>
-      </w:pPr>
-      <w:r>
-        <w:t xml:space="preserve">Ko'rib chiqish muddatlari</w:t>
-      </w:r>
-    </w:p>
-    <w:p>
-      <w:pPr>
-        <w:spacing w:after="120"/>
-        <w:jc w:val="both"/>
-      </w:pPr>
-      <w:r>
-        <w:t xml:space="preserve">Murojaatlar qonunda belgilangan muddatlarda ko'rib chiqilishi lozim. Umumiy tartibda qo'shimcha o'rganish talab etilmaydigan murojaatlar qisqaroq, qo'shimcha tekshiruv zarur bo'lganlar esa uzaytirilgan muddatda ko'riladi; muddatni uzaytirish holatlari ham qonunda aniq belgilangan. (Aniq kun-muddatlar murojaatlar to'g'risidagi qonunning amaldagi tahriri bilan belgilanadi; ushbu matnda aniq raqamlar tasdiqlanmagan sifatida qoldirildi, chunki qonun tahrirlari vaqt o'tishi bilan o'zgarishi mumkin.) Muhimi, muddat talablariga qat'iy rioya qilish fuqaro huquqlarining kafolatidir [2].</w:t>
+        <w:spacing w:after="100" w:before="200"/>
+      </w:pPr>
+      <w:r>
+        <w:rPr>
+          <w:rFonts w:ascii="Times New Roman" w:cs="Times New Roman" w:eastAsia="Times New Roman" w:hAnsi="Times New Roman"/>
+          <w:b/>
+          <w:bCs/>
+          <w:sz w:val="28"/>
+          <w:szCs w:val="28"/>
+        </w:rPr>
+        <w:t xml:space="preserve">Epidemik jarayonning ko'rinishlari va mavsumiylik</w:t>
+      </w:r>
+    </w:p>
+    <w:p>
+      <w:pPr>
+        <w:spacing w:after="120" w:line="276"/>
+        <w:ind w:firstLine="567"/>
+        <w:jc w:val="both"/>
+      </w:pPr>
+      <w:r>
+        <w:rPr>
+          <w:rFonts w:ascii="Times New Roman" w:cs="Times New Roman" w:eastAsia="Times New Roman" w:hAnsi="Times New Roman"/>
+          <w:sz w:val="28"/>
+          <w:szCs w:val="28"/>
+        </w:rPr>
+        <w:t xml:space="preserve">Darslikda ta'kidlanishicha, epidemik avj olishlar va epidemiyalar odatdagi kasallanish darajasidan farqli ravishda faqat insidentlik bilan emas, balki vaqt va hudud bo'yicha dinamikasi bilan tavsiflanadi. Mavsumiy ko'tarilish davrida epidemiya paydo bo'lish ehtimoli mavsumlararo davrga nisbatan yuqori, chunki infeksiya manbalari soni ko'payadi, ba'zan yuqish mexanizmining faolligi va moyillik ortadi [1]. Zoonozlarda esa odam ko'pincha biologik boshi berk bo'g'in bo'lib qoladi: qo'zg'atuvchining keyingi yashashi imkonsiz bo'ladi va kasallik odamdan odamga yuqmaydi [1]. Yangi zoonoz infeksiyalarni baholashda shu holat hal qiluvchi: agar odam yuqtirgan qo'zg'atuvchi odamdan odamga ham uzatilsa, epidemik jarayon boshlanadi va pandemiya xavfi paydo bo'ladi [1, 4].</w:t>
       </w:r>
     </w:p>
     <w:p>
       <w:pPr>
         <w:pStyle w:val="Heading2"/>
-        <w:spacing w:after="80" w:before="160"/>
-      </w:pPr>
-      <w:r>
-        <w:t xml:space="preserve">Murojaatchining huquqlari va kafolatlar</w:t>
-      </w:r>
-    </w:p>
-    <w:p>
-      <w:pPr>
-        <w:spacing w:after="120"/>
-        <w:jc w:val="both"/>
-      </w:pPr>
-      <w:r>
-        <w:t xml:space="preserve">Murojaat qiluvchi shaxs quyidagi huquqlarga ega: murojaatning ko'rib chiqilishi jarayoni haqida ma'lumot olish, dalillar taqdim etish, vakili orqali ishtirok etish, hamda ko'rilgan qaror ustidan yuqori organga yoki sudga shikoyat qilish. Qonun murojaat qilgani uchun shaxsni ta'qib qilishni taqiqlaydi va uning shaxsiy ma'lumotlari maxfiyligini kafolatlaydi. Bu kafolatlar fuqarolarni o'z huquqlarini erkin himoya qilishga undaydi va sanitariya nazoratiga jamoatchilik ishtirokini kuchaytiradi [2]. Ayni paytda murojaatchi ham halol va asoslangan ma'lumot taqdim etish, boshqalarning huquqlarini hurmat qilish majburiyatini zimmasiga oladi; qasddan yolg'on ma'lumot berish qonunda belgilangan javobgarlikka olib kelishi mumkin. Bu huquq va majburiyatlarning muvozanati murojaatlar institutining adolatli va samarali ishlashini ta'minlaydi.</w:t>
+        <w:spacing w:after="100" w:before="200"/>
+      </w:pPr>
+      <w:r>
+        <w:rPr>
+          <w:rFonts w:ascii="Times New Roman" w:cs="Times New Roman" w:eastAsia="Times New Roman" w:hAnsi="Times New Roman"/>
+          <w:b/>
+          <w:bCs/>
+          <w:sz w:val="28"/>
+          <w:szCs w:val="28"/>
+        </w:rPr>
+        <w:t xml:space="preserve">COVID-19 va pandemiya mexanizmi</w:t>
+      </w:r>
+    </w:p>
+    <w:p>
+      <w:pPr>
+        <w:spacing w:after="120" w:line="276"/>
+        <w:ind w:firstLine="567"/>
+        <w:jc w:val="both"/>
+      </w:pPr>
+      <w:r>
+        <w:rPr>
+          <w:rFonts w:ascii="Times New Roman" w:cs="Times New Roman" w:eastAsia="Times New Roman" w:hAnsi="Times New Roman"/>
+          <w:sz w:val="28"/>
+          <w:szCs w:val="28"/>
+        </w:rPr>
+        <w:t xml:space="preserve">D. Morens va A. Fauci (2020) ta'kidlashicha, hozirda odam va hayvonlar orasida keng tarqalgan infeksiyalarni qo'zg'atuvchilar bir paytlar boshqa hayvon xo'jayinlaridan paydo bo'lgan; yangi kasalliklar vaqti-vaqti bilan paydo bo'ladi va eng og'ir holatda COVID-19 kabi pandemiyaga, boshqa hollarda esa boshi berk infeksiyalar yoki kichik epidemiyalarga olib keladi. Mavjud kasalliklar ham geografik kengayish yoki yuqumliligi hamda patogenligining oshishi bilan qayta paydo bo'lishi mumkin. Kasallikning paydo bo'lishi odamlar, hayvonlar, qo'zg'atuvchilar va atrof-muhitdan iborat murakkab, global tarqalgan ekotizimlardagi muvozanat va nomutanosiblikni aks ettiradi [4].</w:t>
+      </w:r>
+    </w:p>
+    <w:p>
+      <w:pPr>
+        <w:spacing w:after="120" w:line="276"/>
+        <w:ind w:firstLine="567"/>
+        <w:jc w:val="both"/>
+      </w:pPr>
+      <w:r>
+        <w:rPr>
+          <w:rFonts w:ascii="Times New Roman" w:cs="Times New Roman" w:eastAsia="Times New Roman" w:hAnsi="Times New Roman"/>
+          <w:sz w:val="28"/>
+          <w:szCs w:val="28"/>
+        </w:rPr>
+        <w:t xml:space="preserve">CDC materiallarida ham Ebola, OIV/OITS va SARS kabi yangi qo'zg'atuvchilar, dori-darmonga chidamli sil mikobakteriyasi va qush grippi kabi o'zgargan qo'zg'atuvchilar hamda biologik terrorizm xavfi epidemiologlar oldiga yangi vazifalar qo'ygani qayd etilgan [5].</w:t>
       </w:r>
     </w:p>
     <w:p>
       <w:pPr>
         <w:pStyle w:val="Heading2"/>
-        <w:spacing w:after="80" w:before="160"/>
-      </w:pPr>
-      <w:r>
-        <w:t xml:space="preserve">Amaliy va epidemiologik ahamiyati</w:t>
-      </w:r>
-    </w:p>
-    <w:p>
-      <w:pPr>
-        <w:spacing w:after="120"/>
-        <w:jc w:val="both"/>
-      </w:pPr>
-      <w:r>
-        <w:t xml:space="preserve">Fuqarolar murojaatlari — epidemiologik nazorat uchun qimmatli axborot manbai hisoblanadi. Ular orqali sanitariya xizmati hali rasmiy hisobotlarda aks etmagan muammolarni — masalan, suv ta'minotidagi nosozlik yoki oziq-ovqat xavfsizligi buzilishini — erta aniqlashi va ovqatdan zaharlanish yoxud ichak infeksiyalari avj olishining oldini olishi mumkin. Shu ma'noda murojaatlar bilan ishlash nafaqat ma'muriy, balki bevosita profilaktik funksiyani bajaradi. Zamonaviy sharoitda murojaatlarni qabul qilishning elektron tizimlari (onlayn portallar, call-markazlar, yagona interaktiv davlat xizmatlari portali) jarayonni tezlashtirmoqda va shaffoflikni oshirmoqda [1]. Murojaatlar tahlili, ya'ni ularni mavzu, hudud va vaqt bo'yicha umumlashtirish, muntazam takrorlanadigan muammolarni aniqlab, profilaktik tadbirlarni maqsadli rejalashtirish imkonini beradi. Masalan, muayyan hududdan oziq-ovqat sifatiga oid murojaatlar ko'payishi shu yerda nazoratni kuchaytirish zarurligini ko'rsatadi. Shunday qilib, murojaatlar epidemiologik tahlilning qo'shimcha axborot bazasi vazifasini ham o'taydi.</w:t>
+        <w:spacing w:after="100" w:before="200"/>
+      </w:pPr>
+      <w:r>
+        <w:rPr>
+          <w:rFonts w:ascii="Times New Roman" w:cs="Times New Roman" w:eastAsia="Times New Roman" w:hAnsi="Times New Roman"/>
+          <w:b/>
+          <w:bCs/>
+          <w:sz w:val="28"/>
+          <w:szCs w:val="28"/>
+        </w:rPr>
+        <w:t xml:space="preserve">Xalqaro va milliy javob</w:t>
+      </w:r>
+    </w:p>
+    <w:p>
+      <w:pPr>
+        <w:spacing w:after="120" w:line="276"/>
+        <w:ind w:firstLine="567"/>
+        <w:jc w:val="both"/>
+      </w:pPr>
+      <w:r>
+        <w:rPr>
+          <w:rFonts w:ascii="Times New Roman" w:cs="Times New Roman" w:eastAsia="Times New Roman" w:hAnsi="Times New Roman"/>
+          <w:sz w:val="28"/>
+          <w:szCs w:val="28"/>
+        </w:rPr>
+        <w:t xml:space="preserve">Xalqaro tibbiy-sanitariya qoidalari (2005) bo'yicha ishtirokchi davlat baholashdan so'ng 24 soat ichida JSSTni xalqaro ahamiyatga ega jamoat salomatligi favqulodda vaziyatiga aylanishi mumkin bo'lgan hodisalar haqida xabardor qilishi shart; qoidalarga hodisalarni baholash va xabar berish uchun qaror qabul qilish sxemasi ilova qilingan [6]. O'zbekistonda 2020-yil 29-yanvarda Prezident farmoyishi bilan koronavirusning yangi turi kirib kelishi va tarqalishining oldini olish chora-tadbirlari dasturini tayyorlash bo'yicha respublika maxsus komissiyasi tashkil etildi, komissiyaning asosiy vazifalari qatorida jahon, mintaqaviy va mamlakat ichidagi epidemiologik vaziyatni doimiy tahlil qilish ko'rsatilgan [7]. 2020-yil 25-iyuldagi PF-6035-sonli Farmon esa sanitariya-epidemiologiya xizmatining institutsional asoslarini va tashkiliy tuzilmasini takomillashtirishni ko'zda tutgan [8].</w:t>
       </w:r>
     </w:p>
     <w:p>
       <w:pPr>
         <w:pStyle w:val="Heading2"/>
-        <w:spacing w:after="80" w:before="160"/>
-      </w:pPr>
-      <w:r>
-        <w:t xml:space="preserve">Hisobdorlik va monitoring</w:t>
-      </w:r>
-    </w:p>
-    <w:p>
-      <w:pPr>
-        <w:spacing w:after="120"/>
-        <w:jc w:val="both"/>
-      </w:pPr>
-      <w:r>
-        <w:t xml:space="preserve">Murojaatlar bilan ishlash samaradorligi doimiy monitoring ostida bo'ladi: ko'rilgan murojaatlar soni, qanoatlantirilgan va rad etilganlari, muddat buzilishlari va takroriy murojaatlar tahlil qilinadi. Bu ko'rsatkichlar xizmat faoliyatini baholashning muhim mezonlaridan biri bo'lib, idoraning ochiqligi va javobgarligini oshiradi. Rahbariyat tomonidan shaxsiy qabullar, sayyor qabullar va aholi bilan muloqot tadbirlari ham murojaatlar bilan ishlashning ajralmas qismidir. Natijada fuqaro va davlat organi o'rtasida teskari aloqa (fidbek) mustahkamlanadi.</w:t>
+        <w:spacing w:after="100" w:before="200"/>
+      </w:pPr>
+      <w:r>
+        <w:rPr>
+          <w:rFonts w:ascii="Times New Roman" w:cs="Times New Roman" w:eastAsia="Times New Roman" w:hAnsi="Times New Roman"/>
+          <w:b/>
+          <w:bCs/>
+          <w:sz w:val="28"/>
+          <w:szCs w:val="28"/>
+        </w:rPr>
+        <w:t xml:space="preserve">Vrach-epidemiolog uchun amaliy xulosalar</w:t>
+      </w:r>
+    </w:p>
+    <w:p>
+      <w:pPr>
+        <w:pStyle w:val="ListParagraph"/>
+        <w:numPr>
+          <w:ilvl w:val="0"/>
+          <w:numId w:val="4"/>
+        </w:numPr>
+        <w:spacing w:after="60" w:line="276"/>
+        <w:jc w:val="both"/>
+      </w:pPr>
+      <w:r>
+        <w:rPr>
+          <w:rFonts w:ascii="Times New Roman" w:cs="Times New Roman" w:eastAsia="Times New Roman" w:hAnsi="Times New Roman"/>
+          <w:sz w:val="28"/>
+          <w:szCs w:val="28"/>
+        </w:rPr>
+        <w:t xml:space="preserve">Noodatiy klaster yoki noma'lum etiologiyali kasallik aniqlanganda hodisani Xalqaro tibbiy-sanitariya qoidalaridagi qaror qabul qilish sxemasi asosida baholash va belgilangan tartibda o'z vaqtida xabar berish [6].</w:t>
+      </w:r>
+    </w:p>
+    <w:p>
+      <w:pPr>
+        <w:pStyle w:val="ListParagraph"/>
+        <w:numPr>
+          <w:ilvl w:val="0"/>
+          <w:numId w:val="4"/>
+        </w:numPr>
+        <w:spacing w:after="60" w:line="276"/>
+        <w:jc w:val="both"/>
+      </w:pPr>
+      <w:r>
+        <w:rPr>
+          <w:rFonts w:ascii="Times New Roman" w:cs="Times New Roman" w:eastAsia="Times New Roman" w:hAnsi="Times New Roman"/>
+          <w:sz w:val="28"/>
+          <w:szCs w:val="28"/>
+        </w:rPr>
+        <w:t xml:space="preserve">Epidemiologik anamnezda hayvonlar bilan aloqa, tabiiy o'choqqa borish va xorijiy safarlarni aniqlash, chunki yangi kasalliklarning ko'pchiligi zoonoz [3].</w:t>
+      </w:r>
+    </w:p>
+    <w:p>
+      <w:pPr>
+        <w:pStyle w:val="ListParagraph"/>
+        <w:numPr>
+          <w:ilvl w:val="0"/>
+          <w:numId w:val="4"/>
+        </w:numPr>
+        <w:spacing w:after="60" w:line="276"/>
+        <w:jc w:val="both"/>
+      </w:pPr>
+      <w:r>
+        <w:rPr>
+          <w:rFonts w:ascii="Times New Roman" w:cs="Times New Roman" w:eastAsia="Times New Roman" w:hAnsi="Times New Roman"/>
+          <w:sz w:val="28"/>
+          <w:szCs w:val="28"/>
+        </w:rPr>
+        <w:t xml:space="preserve">Profilaktika va epidemiyaga qarshi choralarni epidemik jarayonning uch zanjiriga nisbatan rejalashtirish [1].</w:t>
+      </w:r>
+    </w:p>
+    <w:p>
+      <w:pPr>
+        <w:pStyle w:val="ListParagraph"/>
+        <w:numPr>
+          <w:ilvl w:val="0"/>
+          <w:numId w:val="4"/>
+        </w:numPr>
+        <w:spacing w:after="60" w:line="276"/>
+        <w:jc w:val="both"/>
+      </w:pPr>
+      <w:r>
+        <w:rPr>
+          <w:rFonts w:ascii="Times New Roman" w:cs="Times New Roman" w:eastAsia="Times New Roman" w:hAnsi="Times New Roman"/>
+          <w:sz w:val="28"/>
+          <w:szCs w:val="28"/>
+        </w:rPr>
+        <w:t xml:space="preserve">Ijtimoiy va ekologik xavf omillarini (aholining zichligi, sanitariya holati, transport aloqalari) doimiy baholash [1, 2].</w:t>
       </w:r>
     </w:p>
     <w:p>
       <w:pPr>
         <w:pStyle w:val="Heading2"/>
-        <w:spacing w:after="80" w:before="160"/>
-      </w:pPr>
-      <w:r>
+        <w:spacing w:after="100" w:before="200"/>
+      </w:pPr>
+      <w:r>
+        <w:rPr>
+          <w:rFonts w:ascii="Times New Roman" w:cs="Times New Roman" w:eastAsia="Times New Roman" w:hAnsi="Times New Roman"/>
+          <w:b/>
+          <w:bCs/>
+          <w:sz w:val="28"/>
+          <w:szCs w:val="28"/>
+        </w:rPr>
         <w:t xml:space="preserve">Xulosa</w:t>
       </w:r>
     </w:p>
     <w:p>
       <w:pPr>
-        <w:spacing w:after="120"/>
-        <w:jc w:val="both"/>
-      </w:pPr>
-      <w:r>
-        <w:t xml:space="preserve">Sanitariya-epidemiologiya xizmati tomonidan fuqarolar ariza va murojaatlari bilan ishlash "Jismoniy va yuridik shaxslarning murojaatlari to'g'risida"gi hamda "Aholining sanitariya-epidemiologik osoyishtaligi to'g'risida"gi qonunlar asosida amalga oshiriladi. Murojaatlar ro'yxatga olinadi, tekshiriladi va belgilangan muddatlarda asoslangan javob bilan yakunlanadi. Bu jarayon fuqarolar huquqlarini himoya qilish bilan birga, epidemiologik muammolarni erta aniqlashning muhim vositasi hamdir. Vrach-epidemiolog uchun murojaatlar bilan ishlash qoidalarini bilish — ham huquqiy, ham profilaktik jihatdan zaruriy malakadir.</w:t>
+        <w:spacing w:after="120" w:line="276"/>
+        <w:ind w:firstLine="567"/>
+        <w:jc w:val="both"/>
+      </w:pPr>
+      <w:r>
+        <w:rPr>
+          <w:rFonts w:ascii="Times New Roman" w:cs="Times New Roman" w:eastAsia="Times New Roman" w:hAnsi="Times New Roman"/>
+          <w:sz w:val="28"/>
+          <w:szCs w:val="28"/>
+        </w:rPr>
+        <w:t xml:space="preserve">Zamonaviy epidemiologiyada epidemik jarayon izolyatsiyalangan uch zanjir sifatida emas, balki biologik, ijtimoiy va ekologik omillar ta'sirida o'zini boshqaradigan dinamik tizim sifatida qaraladi. Yangi kasalliklarning ko'pchiligi zoonoz bo'lgani sababli odam, hayvon va atrof-muhit salomatligini birgalikda nazorat qilish, kuchli epidemiologik kuzatuv va xalqaro xabar berish tizimi zarur [3, 4, 6]. Jons tadqiqoti yangi kasalliklar paydo bo'lish ehtimoli yuqori hududlarni ("issiq nuqtalar"ni) oldindan aniqlash uchun asos beradi [3]; Morens va Faucining fikricha, odamlar, hayvonlar, qo'zg'atuvchilar va atrof-muhit o'rtasidagi bu munosabatlarni tushunish kelgusidagi og'ir epidemiyalarni nazorat qilishning zaruriy bosqichidir [4]. Shu bois kuzatuvni faqat bemorlar bilan emas, hayvonlar va atrof-muhit bilan ham bog'lash lozim.</w:t>
       </w:r>
     </w:p>
     <w:p>
       <w:pPr>
         <w:pStyle w:val="Heading2"/>
-        <w:spacing w:after="80" w:before="220"/>
-      </w:pPr>
-      <w:r>
+        <w:spacing w:after="100" w:before="280"/>
+      </w:pPr>
+      <w:r>
+        <w:rPr>
+          <w:rFonts w:ascii="Times New Roman" w:cs="Times New Roman" w:eastAsia="Times New Roman" w:hAnsi="Times New Roman"/>
+          <w:b/>
+          <w:bCs/>
+          <w:sz w:val="28"/>
+          <w:szCs w:val="28"/>
+        </w:rPr>
         <w:t xml:space="preserve">Foydalanilgan adabiyotlar</w:t>
       </w:r>
     </w:p>
@@ -178,43 +531,148 @@
         <w:pStyle w:val="ListParagraph"/>
         <w:numPr>
           <w:ilvl w:val="0"/>
-          <w:numId w:val="2"/>
-        </w:numPr>
-        <w:spacing w:after="40"/>
-      </w:pPr>
-      <w:r>
-        <w:t xml:space="preserve">O'zbekiston Respublikasining "Jismoniy va yuridik shaxslarning murojaatlari to'g'risida"gi Qonuni (24–31-moddalar). URL: https://lex.uz</w:t>
-      </w:r>
-    </w:p>
-    <w:p>
-      <w:pPr>
-        <w:pStyle w:val="ListParagraph"/>
-        <w:numPr>
-          <w:ilvl w:val="0"/>
-          <w:numId w:val="2"/>
-        </w:numPr>
-        <w:spacing w:after="40"/>
-      </w:pPr>
-      <w:r>
-        <w:t xml:space="preserve">O'zbekiston Respublikasining "Aholining sanitariya-epidemiologik osoyishtaligi to'g'risida"gi Qonuni (2015-yil 15-iyul, QRU; 2015-yil 6-avgustda Senat tomonidan ma'qullangan). URL: https://lex.uz/docs/2732587</w:t>
-      </w:r>
-    </w:p>
-    <w:p>
-      <w:pPr>
-        <w:pStyle w:val="ListParagraph"/>
-        <w:numPr>
-          <w:ilvl w:val="0"/>
-          <w:numId w:val="2"/>
-        </w:numPr>
-        <w:spacing w:after="40"/>
-      </w:pPr>
-      <w:r>
-        <w:t xml:space="preserve">Mirtazayev O.M., Zuyeva L.P., Matnazarova G.S. Epidemiologiya. — Toshkent, 2016.</w:t>
+          <w:numId w:val="5"/>
+        </w:numPr>
+        <w:spacing w:after="80" w:line="260"/>
+      </w:pPr>
+      <w:r>
+        <w:rPr>
+          <w:rFonts w:ascii="Times New Roman" w:cs="Times New Roman" w:eastAsia="Times New Roman" w:hAnsi="Times New Roman"/>
+          <w:sz w:val="28"/>
+          <w:szCs w:val="28"/>
+        </w:rPr>
+        <w:t xml:space="preserve">Mirtazayev O.M., Zueva L.P., Matnazarova G.S. Epidemiologiya (darslik). Toshkent, 2016. 9-bob (96–97-betlar) va epidemik jarayonning o'zini-o'zi boshqarish hamda tabiiy o'choqlilik bo'limlari. Manba: xayrullokomilov.uz/kutubxona, material № 2356 (matn kirill yozuvida).</w:t>
+      </w:r>
+    </w:p>
+    <w:p>
+      <w:pPr>
+        <w:pStyle w:val="ListParagraph"/>
+        <w:numPr>
+          <w:ilvl w:val="0"/>
+          <w:numId w:val="5"/>
+        </w:numPr>
+        <w:spacing w:after="80" w:line="260"/>
+      </w:pPr>
+      <w:r>
+        <w:rPr>
+          <w:rFonts w:ascii="Times New Roman" w:cs="Times New Roman" w:eastAsia="Times New Roman" w:hAnsi="Times New Roman"/>
+          <w:sz w:val="28"/>
+          <w:szCs w:val="28"/>
+        </w:rPr>
+        <w:t xml:space="preserve">Morse S.S. Factors in the emergence of infectious diseases // Emerging Infectious Diseases. 1995. Vol. 1, No. 1. P. 7–15. DOI: 10.3201/eid0101.950102.</w:t>
+      </w:r>
+    </w:p>
+    <w:p>
+      <w:pPr>
+        <w:pStyle w:val="ListParagraph"/>
+        <w:numPr>
+          <w:ilvl w:val="0"/>
+          <w:numId w:val="5"/>
+        </w:numPr>
+        <w:spacing w:after="80" w:line="260"/>
+      </w:pPr>
+      <w:r>
+        <w:rPr>
+          <w:rFonts w:ascii="Times New Roman" w:cs="Times New Roman" w:eastAsia="Times New Roman" w:hAnsi="Times New Roman"/>
+          <w:sz w:val="28"/>
+          <w:szCs w:val="28"/>
+        </w:rPr>
+        <w:t xml:space="preserve">Jones K.E., Patel N.G., Levy M.A., et al. Global trends in emerging infectious diseases // Nature. 2008. Vol. 451. P. 990–993. DOI: 10.1038/nature06536.</w:t>
+      </w:r>
+    </w:p>
+    <w:p>
+      <w:pPr>
+        <w:pStyle w:val="ListParagraph"/>
+        <w:numPr>
+          <w:ilvl w:val="0"/>
+          <w:numId w:val="5"/>
+        </w:numPr>
+        <w:spacing w:after="80" w:line="260"/>
+      </w:pPr>
+      <w:r>
+        <w:rPr>
+          <w:rFonts w:ascii="Times New Roman" w:cs="Times New Roman" w:eastAsia="Times New Roman" w:hAnsi="Times New Roman"/>
+          <w:sz w:val="28"/>
+          <w:szCs w:val="28"/>
+        </w:rPr>
+        <w:t xml:space="preserve">Morens D.M., Fauci A.S. Emerging pandemic diseases: how we got to COVID-19 // Cell. 2020. Vol. 182, No. 5. P. 1077–1092. DOI: 10.1016/j.cell.2020.08.021.</w:t>
+      </w:r>
+    </w:p>
+    <w:p>
+      <w:pPr>
+        <w:pStyle w:val="ListParagraph"/>
+        <w:numPr>
+          <w:ilvl w:val="0"/>
+          <w:numId w:val="5"/>
+        </w:numPr>
+        <w:spacing w:after="80" w:line="260"/>
+      </w:pPr>
+      <w:r>
+        <w:rPr>
+          <w:rFonts w:ascii="Times New Roman" w:cs="Times New Roman" w:eastAsia="Times New Roman" w:hAnsi="Times New Roman"/>
+          <w:sz w:val="28"/>
+          <w:szCs w:val="28"/>
+        </w:rPr>
+        <w:t xml:space="preserve">CDC. Principles of Epidemiology in Public Health Practice (SS1978), Lesson 1, Section 2: Historical Evolution of Epidemiology. URL: https://archive.cdc.gov/www_cdc_gov/csels/dsepd/ss1978/lesson1/section2.html (kirilgan sana: 30.10.2026).</w:t>
+      </w:r>
+    </w:p>
+    <w:p>
+      <w:pPr>
+        <w:pStyle w:val="ListParagraph"/>
+        <w:numPr>
+          <w:ilvl w:val="0"/>
+          <w:numId w:val="5"/>
+        </w:numPr>
+        <w:spacing w:after="80" w:line="260"/>
+      </w:pPr>
+      <w:r>
+        <w:rPr>
+          <w:rFonts w:ascii="Times New Roman" w:cs="Times New Roman" w:eastAsia="Times New Roman" w:hAnsi="Times New Roman"/>
+          <w:sz w:val="28"/>
+          <w:szCs w:val="28"/>
+        </w:rPr>
+        <w:t xml:space="preserve">Jahon sog'liqni saqlash tashkiloti. Xalqaro tibbiy-sanitariya qoidalari (2005), ikkinchi nashr (o'zbekcha tarjima, kirill yozuvida), 6-modda va 2-ilova. Manba: xayrullokomilov.uz/kutubxona, material № 602. Rasmiy JSST nashri bilan solishtirilmagan.</w:t>
+      </w:r>
+    </w:p>
+    <w:p>
+      <w:pPr>
+        <w:pStyle w:val="ListParagraph"/>
+        <w:numPr>
+          <w:ilvl w:val="0"/>
+          <w:numId w:val="5"/>
+        </w:numPr>
+        <w:spacing w:after="80" w:line="260"/>
+      </w:pPr>
+      <w:r>
+        <w:rPr>
+          <w:rFonts w:ascii="Times New Roman" w:cs="Times New Roman" w:eastAsia="Times New Roman" w:hAnsi="Times New Roman"/>
+          <w:sz w:val="28"/>
+          <w:szCs w:val="28"/>
+        </w:rPr>
+        <w:t xml:space="preserve">O'zbekiston Respublikasi Prezidentining 29.01.2020-yildagi farmoyishi (koronavirusning yangi turi kirib kelishi va tarqalishining oldini olish bo'yicha respublika maxsus komissiyasini tashkil etish to'g'risida). URL: https://lex.uz/docs/4720398. Manba: xayrullokomilov.uz/kutubxona, material № 177 (kutubxonada "PF 5537" deb belgilangan, ammo matn "Farmoyish" deb nomlangan; hujjat raqami tasdiqlanmagan).</w:t>
+      </w:r>
+    </w:p>
+    <w:p>
+      <w:pPr>
+        <w:pStyle w:val="ListParagraph"/>
+        <w:numPr>
+          <w:ilvl w:val="0"/>
+          <w:numId w:val="5"/>
+        </w:numPr>
+        <w:spacing w:after="80" w:line="260"/>
+      </w:pPr>
+      <w:r>
+        <w:rPr>
+          <w:rFonts w:ascii="Times New Roman" w:cs="Times New Roman" w:eastAsia="Times New Roman" w:hAnsi="Times New Roman"/>
+          <w:sz w:val="28"/>
+          <w:szCs w:val="28"/>
+        </w:rPr>
+        <w:t xml:space="preserve">O'zbekiston Respublikasi Prezidentining 25.07.2020-yildagi PF-6035-sonli Farmoni (Koronavirus pandemiyasini yumshatish, aholining sanitariya-epidemiologik osoyishtaligi va salomatligini saqlash tizimini tubdan takomillashtirish chora-tadbirlari to'g'risida). URL: https://lex.uz/ru/docs/4914688. Manba: xayrullokomilov.uz/kutubxona, material № 183.</w:t>
       </w:r>
     </w:p>
     <w:sectPr>
       <w:pgSz w:w="11906" w:h="16838" w:orient="portrait"/>
-      <w:pgMar w:top="1134" w:right="850" w:bottom="1134" w:left="1418" w:header="708" w:footer="708" w:gutter="0"/>
+      <w:pgMar w:top="1134" w:right="850" w:bottom="1134" w:left="1701" w:header="708" w:footer="708" w:gutter="0"/>
       <w:pgNumType/>
       <w:docGrid w:linePitch="360"/>
     </w:sectPr>
@@ -386,12 +844,17 @@
     <w:multiLevelType w:val="hybridMultilevel"/>
     <w:lvl w:ilvl="0" w:tentative="1">
       <w:start w:val="1"/>
-      <w:numFmt w:val="bullet"/>
-      <w:lvlText w:val="•"/>
+      <w:numFmt w:val="decimal"/>
+      <w:lvlText w:val="[%1]"/>
       <w:lvlJc w:val="left"/>
       <w:pPr>
-        <w:ind w:left="576" w:hanging="316"/>
-      </w:pPr>
+        <w:ind w:left="720" w:hanging="720"/>
+      </w:pPr>
+      <w:rPr>
+        <w:rFonts w:ascii="Times New Roman" w:cs="Times New Roman" w:eastAsia="Times New Roman" w:hAnsi="Times New Roman"/>
+        <w:sz w:val="28"/>
+        <w:szCs w:val="28"/>
+      </w:rPr>
     </w:lvl>
   </w:abstractNum>
   <w:abstractNum w:abstractNumId="3" w15:restartNumberingAfterBreak="0">
@@ -399,11 +862,16 @@
     <w:lvl w:ilvl="0" w:tentative="1">
       <w:start w:val="1"/>
       <w:numFmt w:val="decimal"/>
-      <w:lvlText w:val="%1."/>
+      <w:lvlText w:val="%1)"/>
       <w:lvlJc w:val="left"/>
       <w:pPr>
-        <w:ind w:left="576" w:hanging="316"/>
-      </w:pPr>
+        <w:ind w:left="851" w:hanging="425"/>
+      </w:pPr>
+      <w:rPr>
+        <w:rFonts w:ascii="Times New Roman" w:cs="Times New Roman" w:eastAsia="Times New Roman" w:hAnsi="Times New Roman"/>
+        <w:sz w:val="28"/>
+        <w:szCs w:val="28"/>
+      </w:rPr>
     </w:lvl>
   </w:abstractNum>
   <w:abstractNum w:abstractNumId="4" w15:restartNumberingAfterBreak="0">
@@ -411,11 +879,33 @@
     <w:lvl w:ilvl="0" w:tentative="1">
       <w:start w:val="1"/>
       <w:numFmt w:val="decimal"/>
-      <w:lvlText w:val="%1."/>
+      <w:lvlText w:val="%1)"/>
       <w:lvlJc w:val="left"/>
       <w:pPr>
-        <w:ind w:left="576" w:hanging="316"/>
-      </w:pPr>
+        <w:ind w:left="851" w:hanging="425"/>
+      </w:pPr>
+      <w:rPr>
+        <w:rFonts w:ascii="Times New Roman" w:cs="Times New Roman" w:eastAsia="Times New Roman" w:hAnsi="Times New Roman"/>
+        <w:sz w:val="28"/>
+        <w:szCs w:val="28"/>
+      </w:rPr>
+    </w:lvl>
+  </w:abstractNum>
+  <w:abstractNum w:abstractNumId="5" w15:restartNumberingAfterBreak="0">
+    <w:multiLevelType w:val="hybridMultilevel"/>
+    <w:lvl w:ilvl="0" w:tentative="1">
+      <w:start w:val="1"/>
+      <w:numFmt w:val="decimal"/>
+      <w:lvlText w:val="%1)"/>
+      <w:lvlJc w:val="left"/>
+      <w:pPr>
+        <w:ind w:left="851" w:hanging="425"/>
+      </w:pPr>
+      <w:rPr>
+        <w:rFonts w:ascii="Times New Roman" w:cs="Times New Roman" w:eastAsia="Times New Roman" w:hAnsi="Times New Roman"/>
+        <w:sz w:val="28"/>
+        <w:szCs w:val="28"/>
+      </w:rPr>
     </w:lvl>
   </w:abstractNum>
   <w:num w:numId="1">
@@ -425,7 +915,25 @@
     </w:lvlOverride>
   </w:num>
   <w:num w:numId="2">
+    <w:abstractNumId w:val="3"/>
+    <w:lvlOverride w:ilvl="0">
+      <w:startOverride w:val="1"/>
+    </w:lvlOverride>
+  </w:num>
+  <w:num w:numId="3">
     <w:abstractNumId w:val="4"/>
+    <w:lvlOverride w:ilvl="0">
+      <w:startOverride w:val="1"/>
+    </w:lvlOverride>
+  </w:num>
+  <w:num w:numId="4">
+    <w:abstractNumId w:val="5"/>
+    <w:lvlOverride w:ilvl="0">
+      <w:startOverride w:val="1"/>
+    </w:lvlOverride>
+  </w:num>
+  <w:num w:numId="5">
+    <w:abstractNumId w:val="2"/>
     <w:lvlOverride w:ilvl="0">
       <w:startOverride w:val="1"/>
     </w:lvlOverride>
@@ -439,8 +947,8 @@
     <w:rPrDefault>
       <w:rPr>
         <w:rFonts w:ascii="Times New Roman" w:cs="Times New Roman" w:eastAsia="Times New Roman" w:hAnsi="Times New Roman"/>
-        <w:sz w:val="24"/>
-        <w:szCs w:val="24"/>
+        <w:sz w:val="28"/>
+        <w:szCs w:val="28"/>
       </w:rPr>
     </w:rPrDefault>
     <w:pPrDefault/>
@@ -575,7 +1083,7 @@
     <w:unhideWhenUsed/>
     <w:pPr>
       <w:spacing w:after="100"/>
-      <w:ind w:left="240"/>
+      <w:ind w:left="280"/>
     </w:pPr>
   </w:style>
   <w:style w:type="paragraph" w:styleId="TOC3">
@@ -587,7 +1095,7 @@
     <w:unhideWhenUsed/>
     <w:pPr>
       <w:spacing w:after="100"/>
-      <w:ind w:left="480"/>
+      <w:ind w:left="560"/>
     </w:pPr>
   </w:style>
   <w:style w:type="paragraph" w:styleId="TOC4">
@@ -599,7 +1107,7 @@
     <w:unhideWhenUsed/>
     <w:pPr>
       <w:spacing w:after="100"/>
-      <w:ind w:left="720"/>
+      <w:ind w:left="840"/>
     </w:pPr>
   </w:style>
   <w:style w:type="paragraph" w:styleId="TOC5">
@@ -611,7 +1119,7 @@
     <w:unhideWhenUsed/>
     <w:pPr>
       <w:spacing w:after="100"/>
-      <w:ind w:left="960"/>
+      <w:ind w:left="1120"/>
     </w:pPr>
   </w:style>
   <w:style w:type="paragraph" w:styleId="TOC6">
@@ -623,23 +1131,11 @@
     <w:unhideWhenUsed/>
     <w:pPr>
       <w:spacing w:after="100"/>
-      <w:ind w:left="1200"/>
+      <w:ind w:left="1400"/>
     </w:pPr>
   </w:style>
   <w:style w:type="paragraph" w:styleId="TOC7">
     <w:name w:val="toc 7"/>
-    <w:basedOn w:val="Normal"/>
-    <w:next w:val="Normal"/>
-    <w:uiPriority w:val="39"/>
-    <w:semiHidden/>
-    <w:unhideWhenUsed/>
-    <w:pPr>
-      <w:spacing w:after="100"/>
-      <w:ind w:left="1440"/>
-    </w:pPr>
-  </w:style>
-  <w:style w:type="paragraph" w:styleId="TOC8">
-    <w:name w:val="toc 8"/>
     <w:basedOn w:val="Normal"/>
     <w:next w:val="Normal"/>
     <w:uiPriority w:val="39"/>
@@ -650,6 +1146,18 @@
       <w:ind w:left="1680"/>
     </w:pPr>
   </w:style>
+  <w:style w:type="paragraph" w:styleId="TOC8">
+    <w:name w:val="toc 8"/>
+    <w:basedOn w:val="Normal"/>
+    <w:next w:val="Normal"/>
+    <w:uiPriority w:val="39"/>
+    <w:semiHidden/>
+    <w:unhideWhenUsed/>
+    <w:pPr>
+      <w:spacing w:after="100"/>
+      <w:ind w:left="1960"/>
+    </w:pPr>
+  </w:style>
   <w:style w:type="paragraph" w:styleId="TOC9">
     <w:name w:val="toc 9"/>
     <w:basedOn w:val="Normal"/>
@@ -659,7 +1167,7 @@
     <w:unhideWhenUsed/>
     <w:pPr>
       <w:spacing w:after="100"/>
-      <w:ind w:left="1920"/>
+      <w:ind w:left="2240"/>
     </w:pPr>
   </w:style>
   <w:style w:type="character" w:styleId="Hyperlink">
@@ -759,15 +1267,16 @@
     <w:next w:val="Normal"/>
     <w:qFormat/>
     <w:pPr>
-      <w:spacing w:after="200"/>
-      <w:jc w:val="center"/>
+      <w:spacing w:after="240" w:before="0"/>
+      <w:outlineLvl w:val="0"/>
     </w:pPr>
     <w:rPr>
       <w:rFonts w:ascii="Times New Roman" w:cs="Times New Roman" w:eastAsia="Times New Roman" w:hAnsi="Times New Roman"/>
       <w:b/>
       <w:bCs/>
-      <w:sz w:val="28"/>
-      <w:szCs w:val="28"/>
+      <w:color w:val="000000"/>
+      <w:sz w:val="30"/>
+      <w:szCs w:val="30"/>
     </w:rPr>
   </w:style>
   <w:style w:type="paragraph" w:styleId="Heading2">
@@ -775,12 +1284,17 @@
     <w:basedOn w:val="Normal"/>
     <w:next w:val="Normal"/>
     <w:qFormat/>
+    <w:pPr>
+      <w:spacing w:after="100" w:before="200"/>
+      <w:outlineLvl w:val="1"/>
+    </w:pPr>
     <w:rPr>
       <w:rFonts w:ascii="Times New Roman" w:cs="Times New Roman" w:eastAsia="Times New Roman" w:hAnsi="Times New Roman"/>
       <w:b/>
       <w:bCs/>
-      <w:sz w:val="26"/>
-      <w:szCs w:val="26"/>
+      <w:color w:val="000000"/>
+      <w:sz w:val="28"/>
+      <w:szCs w:val="28"/>
     </w:rPr>
   </w:style>
 </w:styles>
